--- a/UT/UT_Daniel_Rebrov_25_26.docx
+++ b/UT/UT_Daniel_Rebrov_25_26.docx
@@ -15,6 +15,13 @@
           <w:sz w:val="28"/>
           <w:szCs w:val="28"/>
         </w:rPr>
+        <w:t xml:space="preserve"> </w:t>
+      </w:r>
+      <w:r>
+        <w:rPr>
+          <w:sz w:val="28"/>
+          <w:szCs w:val="28"/>
+        </w:rPr>
         <w:t>Tallinna Reaalkool</w:t>
       </w:r>
     </w:p>
@@ -171,7 +178,14 @@
           <w:sz w:val="28"/>
           <w:szCs w:val="28"/>
         </w:rPr>
-        <w:t>Juhendajad: õp …</w:t>
+        <w:t>Juhendajad: õp</w:t>
+      </w:r>
+      <w:r>
+        <w:rPr>
+          <w:sz w:val="28"/>
+          <w:szCs w:val="28"/>
+        </w:rPr>
+        <w:t xml:space="preserve"> Daniel Kaasik</w:t>
       </w:r>
     </w:p>
     <w:p>
@@ -1440,7 +1454,364 @@
       <w:bookmarkEnd w:id="0"/>
     </w:p>
     <w:p>
-      <w:r>
+      <w:proofErr w:type="spellStart"/>
+      <w:r>
+        <w:t>Inertsiaalandur</w:t>
+      </w:r>
+      <w:proofErr w:type="spellEnd"/>
+      <w:r>
+        <w:t xml:space="preserve"> (inglise keeles </w:t>
+      </w:r>
+      <w:proofErr w:type="spellStart"/>
+      <w:r>
+        <w:rPr>
+          <w:i/>
+          <w:iCs/>
+        </w:rPr>
+        <w:t>Inertial</w:t>
+      </w:r>
+      <w:proofErr w:type="spellEnd"/>
+      <w:r>
+        <w:rPr>
+          <w:i/>
+          <w:iCs/>
+        </w:rPr>
+        <w:t xml:space="preserve"> </w:t>
+      </w:r>
+      <w:proofErr w:type="spellStart"/>
+      <w:r>
+        <w:rPr>
+          <w:i/>
+          <w:iCs/>
+        </w:rPr>
+        <w:t>Measurement</w:t>
+      </w:r>
+      <w:proofErr w:type="spellEnd"/>
+      <w:r>
+        <w:rPr>
+          <w:i/>
+          <w:iCs/>
+        </w:rPr>
+        <w:t xml:space="preserve"> </w:t>
+      </w:r>
+      <w:proofErr w:type="spellStart"/>
+      <w:r>
+        <w:rPr>
+          <w:i/>
+          <w:iCs/>
+        </w:rPr>
+        <w:t>Unit</w:t>
+      </w:r>
+      <w:proofErr w:type="spellEnd"/>
+      <w:r>
+        <w:rPr>
+          <w:i/>
+          <w:iCs/>
+        </w:rPr>
+        <w:t xml:space="preserve"> </w:t>
+      </w:r>
+      <w:r>
+        <w:t>või IMU)</w:t>
+      </w:r>
+      <w:r>
+        <w:t xml:space="preserve"> on äärmiselt kasulik olukordades, kus on vaja täpselt </w:t>
+      </w:r>
+      <w:r>
+        <w:t>aru saada</w:t>
+      </w:r>
+      <w:r>
+        <w:t xml:space="preserve"> masina asendi</w:t>
+      </w:r>
+      <w:r>
+        <w:t>s</w:t>
+      </w:r>
+      <w:r>
+        <w:t xml:space="preserve">t ja </w:t>
+      </w:r>
+      <w:r>
+        <w:t>liikumisest</w:t>
+      </w:r>
+      <w:r>
+        <w:t xml:space="preserve"> maa suhtes. Tavaliselt koosne</w:t>
+      </w:r>
+      <w:r>
+        <w:t>b</w:t>
+      </w:r>
+      <w:r>
+        <w:t xml:space="preserve"> </w:t>
+      </w:r>
+      <w:r>
+        <w:t>see</w:t>
+      </w:r>
+      <w:r>
+        <w:t xml:space="preserve"> </w:t>
+      </w:r>
+      <w:r>
+        <w:t xml:space="preserve">väikesest güroskoobist ehk nurkkiiruseandurist ja aktseleromeetrist ehk kiirendusandurist. </w:t>
+      </w:r>
+    </w:p>
+    <w:p>
+      <w:r>
+        <w:t>Odavamaid andureid masstoodetakse tehaseliinil</w:t>
+      </w:r>
+      <w:r>
+        <w:t xml:space="preserve">, </w:t>
+      </w:r>
+      <w:r>
+        <w:t>mistõttu</w:t>
+      </w:r>
+      <w:r>
+        <w:t xml:space="preserve"> on otse tehasest tulnud </w:t>
+      </w:r>
+      <w:proofErr w:type="spellStart"/>
+      <w:r>
+        <w:t>inertsiaalanduril</w:t>
+      </w:r>
+      <w:proofErr w:type="spellEnd"/>
+      <w:r>
+        <w:t xml:space="preserve"> märgatav süstemaatiline mõõteviga, mida on võimalik matemaatiliselt mudeldada ja kasutajapoolse kalibreerimisega </w:t>
+      </w:r>
+      <w:r>
+        <w:t xml:space="preserve">vähendada leides </w:t>
+      </w:r>
+      <w:r>
+        <w:t xml:space="preserve">. </w:t>
+      </w:r>
+    </w:p>
+    <w:p>
+      <w:r>
+        <w:t>Selle töö eesmärgiks on ühe kindla inertsiaalanduri kalibreerimismeetodi uurimine. Tegemist on</w:t>
+      </w:r>
+      <w:r>
+        <w:t xml:space="preserve"> </w:t>
+      </w:r>
+      <w:r>
+        <w:t>lihtsa meetodiga</w:t>
+      </w:r>
+      <w:r>
+        <w:t xml:space="preserve">, </w:t>
+      </w:r>
+      <w:r>
+        <w:t>mi</w:t>
+      </w:r>
+      <w:r>
+        <w:t>lle jaoks</w:t>
+      </w:r>
+      <w:r>
+        <w:t xml:space="preserve"> ei </w:t>
+      </w:r>
+      <w:r>
+        <w:t xml:space="preserve">ole </w:t>
+      </w:r>
+      <w:r>
+        <w:t xml:space="preserve">vaja </w:t>
+      </w:r>
+      <w:r>
+        <w:t xml:space="preserve">ülimalt </w:t>
+      </w:r>
+      <w:r>
+        <w:t>täpseid</w:t>
+      </w:r>
+      <w:r>
+        <w:t xml:space="preserve"> kalibreerimisplatvorme. Järgitakse protseduuri, mida on kirjeldatud </w:t>
+      </w:r>
+      <w:proofErr w:type="spellStart"/>
+      <w:r>
+        <w:t>Tedaldi</w:t>
+      </w:r>
+      <w:proofErr w:type="spellEnd"/>
+      <w:r>
+        <w:t xml:space="preserve"> </w:t>
+      </w:r>
+      <w:r>
+        <w:rPr>
+          <w:i/>
+          <w:iCs/>
+        </w:rPr>
+        <w:t xml:space="preserve">et </w:t>
+      </w:r>
+      <w:proofErr w:type="spellStart"/>
+      <w:r>
+        <w:rPr>
+          <w:i/>
+          <w:iCs/>
+        </w:rPr>
+        <w:t>al</w:t>
+      </w:r>
+      <w:proofErr w:type="spellEnd"/>
+      <w:r>
+        <w:t xml:space="preserve"> 2013. aastal läbi viidud uurimistöös „</w:t>
+      </w:r>
+      <w:r>
+        <w:t xml:space="preserve">A robust and </w:t>
+      </w:r>
+      <w:proofErr w:type="spellStart"/>
+      <w:r>
+        <w:t>easy</w:t>
+      </w:r>
+      <w:proofErr w:type="spellEnd"/>
+      <w:r>
+        <w:t xml:space="preserve"> </w:t>
+      </w:r>
+      <w:proofErr w:type="spellStart"/>
+      <w:r>
+        <w:t>to</w:t>
+      </w:r>
+      <w:proofErr w:type="spellEnd"/>
+      <w:r>
+        <w:t xml:space="preserve"> </w:t>
+      </w:r>
+      <w:proofErr w:type="spellStart"/>
+      <w:r>
+        <w:t>implement</w:t>
+      </w:r>
+      <w:proofErr w:type="spellEnd"/>
+      <w:r>
+        <w:t xml:space="preserve"> </w:t>
+      </w:r>
+      <w:proofErr w:type="spellStart"/>
+      <w:r>
+        <w:t>method</w:t>
+      </w:r>
+      <w:proofErr w:type="spellEnd"/>
+      <w:r>
+        <w:t xml:space="preserve"> </w:t>
+      </w:r>
+      <w:proofErr w:type="spellStart"/>
+      <w:r>
+        <w:t>for</w:t>
+      </w:r>
+      <w:proofErr w:type="spellEnd"/>
+      <w:r>
+        <w:t xml:space="preserve"> IMU </w:t>
+      </w:r>
+      <w:proofErr w:type="spellStart"/>
+      <w:r>
+        <w:t>calibration</w:t>
+      </w:r>
+      <w:proofErr w:type="spellEnd"/>
+      <w:r>
+        <w:t xml:space="preserve"> </w:t>
+      </w:r>
+      <w:proofErr w:type="spellStart"/>
+      <w:r>
+        <w:t>without</w:t>
+      </w:r>
+      <w:proofErr w:type="spellEnd"/>
+      <w:r>
+        <w:t xml:space="preserve"> </w:t>
+      </w:r>
+      <w:proofErr w:type="spellStart"/>
+      <w:r>
+        <w:t>external</w:t>
+      </w:r>
+      <w:proofErr w:type="spellEnd"/>
+      <w:r>
+        <w:t xml:space="preserve"> </w:t>
+      </w:r>
+      <w:proofErr w:type="spellStart"/>
+      <w:r>
+        <w:t>equipments</w:t>
+      </w:r>
+      <w:proofErr w:type="spellEnd"/>
+      <w:r>
+        <w:t xml:space="preserve">“. Seejuures </w:t>
+      </w:r>
+      <w:r>
+        <w:t xml:space="preserve">vaadatakse, kas statiivi kasutamine anduri asetamiseks </w:t>
+      </w:r>
+      <w:r>
+        <w:t xml:space="preserve">kindlatesse </w:t>
+      </w:r>
+      <w:r>
+        <w:t>eri asenditesse võib anda täpsemaid tulemusi kui teadustöös kirjeldatud anduri asetamine suvalistesse positsioonidesse</w:t>
+      </w:r>
+      <w:r>
+        <w:t xml:space="preserve"> käsitsi</w:t>
+      </w:r>
+      <w:r>
+        <w:t>.</w:t>
+      </w:r>
+      <w:r>
+        <w:t xml:space="preserve"> </w:t>
+      </w:r>
+    </w:p>
+    <w:p>
+      <w:r>
+        <w:t xml:space="preserve">Teema on aktuaalne, sest sellist võrdlust ei ole varem teadustöödes </w:t>
+      </w:r>
+      <w:r>
+        <w:t>tehtud</w:t>
+      </w:r>
+      <w:r>
+        <w:t xml:space="preserve">. See </w:t>
+      </w:r>
+      <w:r>
+        <w:t>kalibreerimis</w:t>
+      </w:r>
+      <w:r>
+        <w:t>meetod on väga lihtn</w:t>
+      </w:r>
+      <w:r>
+        <w:t xml:space="preserve">e ning seetõttu kasutusel </w:t>
+      </w:r>
+      <w:proofErr w:type="spellStart"/>
+      <w:r>
+        <w:t>inertsiaalandureid</w:t>
+      </w:r>
+      <w:proofErr w:type="spellEnd"/>
+      <w:r>
+        <w:t xml:space="preserve"> kasutatavates eksperimentaalsetes lahendustes. Valisin uurimiseks just selle valdkonna, kuna olen seotud Tartu Ülikooli üliõpilasprojekti </w:t>
+      </w:r>
+      <w:proofErr w:type="spellStart"/>
+      <w:r>
+        <w:t>KuupKulgur</w:t>
+      </w:r>
+      <w:proofErr w:type="spellEnd"/>
+      <w:r>
+        <w:t xml:space="preserve"> jaoks </w:t>
+      </w:r>
+      <w:proofErr w:type="spellStart"/>
+      <w:r>
+        <w:t>inertsiaalanduri</w:t>
+      </w:r>
+      <w:proofErr w:type="spellEnd"/>
+      <w:r>
+        <w:t xml:space="preserve"> kalibreerimise protsessi välja töötamisega ning pärast parima meetodi leidmisega tahtsin teada, kas saan enda valmistatud statiiviga usaldusväärsemalt kalibreerida sensorit kui käsitsi.</w:t>
+      </w:r>
+    </w:p>
+    <w:p>
+      <w:r>
+        <w:t>Teoreetilise osa käigus uurin MEMS- tüüpi inertsiaalanduri põhikoostisosade tööpõhimõtet</w:t>
+      </w:r>
+      <w:r>
+        <w:t xml:space="preserve"> ja vastan uurimisküsimusele, et miks täpselt mõõteviga tekib</w:t>
+      </w:r>
+      <w:r>
+        <w:t>. Metoodika osas selgitan matemaatikat kalibreerimismeetodi taga ning selgitan, kuidas valmis minu testalus. Katselises osas viin läbi 3 mõõtmist nii käsitsi kui ka kasutades enda valmistatud mehhaanilist testalust ning hindan, kumb andmete kogumise viis on usaldusväärsem. Usaldusväärsust hinnatakse kolme kriteeriumi alusel. Esiteks, v</w:t>
+      </w:r>
+      <w:r>
+        <w:t xml:space="preserve">õrreldakse sama mõõtevahendiga tehtud erinevaid </w:t>
+      </w:r>
+      <w:r>
+        <w:lastRenderedPageBreak/>
+        <w:t>mõõtmisi: mida suurem on suhteline erinevus kalibreerimisparameetritel, seda väiksem on andmete usaldusväärsus. Teiseks kontrollitakse, kui hästi sobituvad leitud kalibreerimisparameetrid algsete andmetega – mida suuremad on muud vead mõõtmisel, seda halvemini sobituvad kalibreeritud andmed omavahel. Kolmandaks proovitakse leida absoluutne viga kasutades 3D-prinditud testseadet, millega on võimalik sensorit asetada igale küljele.</w:t>
+      </w:r>
+    </w:p>
+    <w:p/>
+    <w:p/>
+    <w:p>
+      <w:pPr>
+        <w:spacing w:after="160" w:line="278" w:lineRule="auto"/>
+        <w:jc w:val="left"/>
+      </w:pPr>
+      <w:r>
+        <w:br w:type="page"/>
+      </w:r>
+    </w:p>
+    <w:p>
+      <w:r>
+        <w:lastRenderedPageBreak/>
         <w:t>Sissejuhatuses ei kasutata tsiteeringuid, refereeringuid. Sissejuhatus on kuni kahe lehekülje pikkune ja sisaldab järgmist:</w:t>
       </w:r>
     </w:p>
@@ -1528,6 +1899,7 @@
         <w:t>hea toon on kõigi töö valmimisele kaasa aidanud isikute tänamine sissejuhatuse viimases lõigus.</w:t>
       </w:r>
     </w:p>
+    <w:p/>
     <w:p>
       <w:pPr>
         <w:spacing w:after="160" w:line="278" w:lineRule="auto"/>
